--- a/docs/requisitos/requisitos_nao_funcionais.docx
+++ b/docs/requisitos/requisitos_nao_funcionais.docx
@@ -16,7 +16,7 @@
           <w:b/>
           <w:bCs/>
         </w:rPr>
-        <w:t>Requisitos Não Funcionais — RNF v2</w:t>
+        <w:t>Requisitos Não Funcionais — RNF v3</w:t>
       </w:r>
     </w:p>
     <w:p>
@@ -992,6 +992,127 @@
           <w:bCs/>
         </w:rPr>
         <w:t>RNF35. Os mecanismos de persistência devem preservar as relações e restrições necessárias para manter a integridade dos dados armazenados.</w:t>
+      </w:r>
+    </w:p>
+    <w:p>
+      <w:pPr>
+        <w:rPr>
+          <w:rFonts w:ascii="Arial" w:hAnsi="Arial" w:cs="Arial"/>
+          <w:b/>
+          <w:bCs/>
+        </w:rPr>
+      </w:pPr>
+      <w:r>
+        <w:rPr>
+          <w:rFonts w:ascii="Arial" w:hAnsi="Arial" w:cs="Arial"/>
+          <w:b/>
+          <w:bCs/>
+        </w:rPr>
+        <w:pict w14:anchorId="0278B3EA">
+          <v:rect id="_x0000_i1884" style="width:0;height:1.5pt" o:hralign="center" o:hrstd="t" o:hr="t" fillcolor="#a0a0a0" stroked="f"/>
+        </w:pict>
+      </w:r>
+    </w:p>
+    <w:p>
+      <w:pPr>
+        <w:rPr>
+          <w:rFonts w:ascii="Arial" w:hAnsi="Arial" w:cs="Arial"/>
+          <w:b/>
+          <w:bCs/>
+        </w:rPr>
+      </w:pPr>
+      <w:r>
+        <w:rPr>
+          <w:rFonts w:ascii="Arial" w:hAnsi="Arial" w:cs="Arial"/>
+          <w:b/>
+          <w:bCs/>
+        </w:rPr>
+        <w:t>12. Operação sem conexão</w:t>
+      </w:r>
+    </w:p>
+    <w:p>
+      <w:pPr>
+        <w:rPr>
+          <w:rFonts w:ascii="Arial" w:hAnsi="Arial" w:cs="Arial"/>
+          <w:b/>
+          <w:bCs/>
+        </w:rPr>
+      </w:pPr>
+      <w:r>
+        <w:rPr>
+          <w:rFonts w:ascii="Arial" w:hAnsi="Arial" w:cs="Arial"/>
+          <w:b/>
+          <w:bCs/>
+        </w:rPr>
+        <w:t>RNF36. O aplicativo deve manter disponíveis para consulta no dispositivo, sem conexão com a internet, o catálogo de serviços e produtos e os clientes do usuário, a partir da última cópia obtida do servidor.</w:t>
+      </w:r>
+    </w:p>
+    <w:p>
+      <w:pPr>
+        <w:rPr>
+          <w:rFonts w:ascii="Arial" w:hAnsi="Arial" w:cs="Arial"/>
+          <w:b/>
+          <w:bCs/>
+        </w:rPr>
+      </w:pPr>
+      <w:r>
+        <w:rPr>
+          <w:rFonts w:ascii="Arial" w:hAnsi="Arial" w:cs="Arial"/>
+          <w:b/>
+          <w:bCs/>
+        </w:rPr>
+        <w:t>RNF37. O aplicativo deve permitir criar e editar orçamentos em RASCUNHO sem conexão com a internet, mantendo-os armazenados no dispositivo até que sejam sincronizados com o servidor.</w:t>
+      </w:r>
+    </w:p>
+    <w:p>
+      <w:pPr>
+        <w:rPr>
+          <w:rFonts w:ascii="Arial" w:hAnsi="Arial" w:cs="Arial"/>
+          <w:b/>
+          <w:bCs/>
+        </w:rPr>
+      </w:pPr>
+      <w:r>
+        <w:rPr>
+          <w:rFonts w:ascii="Arial" w:hAnsi="Arial" w:cs="Arial"/>
+          <w:b/>
+          <w:bCs/>
+        </w:rPr>
+        <w:t>RNF38. Os dados mantidos no dispositivo para operação sem conexão devem ser protegidos contra acesso não autorizado, separados por usuário e removidos do dispositivo quando o usuário encerrar a sessão.</w:t>
+      </w:r>
+    </w:p>
+    <w:p>
+      <w:pPr>
+        <w:rPr>
+          <w:rFonts w:ascii="Arial" w:hAnsi="Arial" w:cs="Arial"/>
+          <w:b/>
+          <w:bCs/>
+        </w:rPr>
+      </w:pPr>
+      <w:r>
+        <w:rPr>
+          <w:rFonts w:ascii="Arial" w:hAnsi="Arial" w:cs="Arial"/>
+          <w:b/>
+          <w:bCs/>
+        </w:rPr>
+        <w:t>RNF39. Falhas de conexão ou de sincronização não devem causar perda nem duplicação dos rascunhos mantidos no dispositivo.</w:t>
+      </w:r>
+    </w:p>
+    <w:p>
+      <w:pPr>
+        <w:rPr>
+          <w:rFonts w:ascii="Arial" w:hAnsi="Arial" w:cs="Arial"/>
+          <w:b/>
+          <w:bCs/>
+        </w:rPr>
+      </w:pPr>
+      <w:r>
+        <w:rPr>
+          <w:rFonts w:ascii="Arial" w:hAnsi="Arial" w:cs="Arial"/>
+          <w:b/>
+          <w:bCs/>
+        </w:rPr>
+        <w:t>RNF40. O aplicativo deve informar ao usuário quando estiver operando sem conexão e quando houver rascunhos pendentes de sincronização.</w:t>
       </w:r>
     </w:p>
     <w:p>
